--- a/materialien/Welt4_Schluesselproblem/5_Loesungen/KR_W4_Boss4_Kurierbuero_EH.docx
+++ b/materialien/Welt4_Schluesselproblem/5_Loesungen/KR_W4_Boss4_Kurierbuero_EH.docx
@@ -513,7 +513,7 @@
           <w:color w:val="4A4A55"/>
           <w:sz w:val="19"/>
         </w:rPr>
-        <w:t xml:space="preserve">„Bei sechs Filialen benötigt das Büro symmetrisch 15 Schlüssel, asymmetrisch dagegen nur 12.“ </w:t>
+        <w:t xml:space="preserve">„Bei 24 Filialen benötigt das Büro symmetrisch 276 Schlüssel, asymmetrisch dagegen nur 48.“ </w:t>
       </w:r>
       <w:r>
         <w:rPr>
@@ -695,7 +695,7 @@
                 <w:color w:val="1B1B1F"/>
                 <w:sz w:val="19"/>
               </w:rPr>
-              <w:t>symmetrisch: je Paar ein Schlüssel, 6 · 5/2 = 15</w:t>
+              <w:t>symmetrisch: je Paar ein Schlüssel, 24 · 23/2 = 276</w:t>
             </w:r>
           </w:p>
         </w:tc>
@@ -803,7 +803,7 @@
                 <w:color w:val="1B1B1F"/>
                 <w:sz w:val="19"/>
               </w:rPr>
-              <w:t>asymmetrisch: je Filiale ein Schlüsselpaar, 2 · 6 = 12</w:t>
+              <w:t>asymmetrisch: je Filiale ein Schlüsselpaar, 2 · 24 = 48</w:t>
             </w:r>
           </w:p>
         </w:tc>
@@ -1028,7 +1028,7 @@
                 <w:color w:val="1B1B1F"/>
                 <w:sz w:val="19"/>
               </w:rPr>
-              <w:t xml:space="preserve"> 30 statt 15 (Halbierung vergessen, P7); „6 Schlüssel, weil jede Filiale einen hat“ (Paar als ein Schlüssel, P7).</w:t>
+              <w:t xml:space="preserve"> 552 statt 276 (Halbierung vergessen, P7); „24 Schlüssel, weil jede Filiale einen hat“ (Paar als ein Schlüssel, P7).</w:t>
             </w:r>
           </w:p>
         </w:tc>
@@ -1123,7 +1123,7 @@
           <w:color w:val="4A4A55"/>
           <w:sz w:val="19"/>
         </w:rPr>
-        <w:t xml:space="preserve"> für neun Filialen die Anzahl benötigter Schlüssel bei symmetrischer und bei asymmetrischer Verschlüsselung sowie jeweils die Anzahl der Schlüssel, die gegenüber sechs Filialen neu erzeugt werden müssen.</w:t>
+        <w:t xml:space="preserve"> für 32 Filialen die Anzahl benötigter Schlüssel bei symmetrischer und bei asymmetrischer Verschlüsselung sowie jeweils die Anzahl der Schlüssel, die gegenüber 24 Filialen neu erzeugt werden müssen.</w:t>
       </w:r>
     </w:p>
     <w:tbl>
@@ -1285,7 +1285,7 @@
                 <w:color w:val="1B1B1F"/>
                 <w:sz w:val="19"/>
               </w:rPr>
-              <w:t xml:space="preserve">symmetrisch 9 · 8/2 = </w:t>
+              <w:t xml:space="preserve">symmetrisch 32 · 31/2 = </w:t>
             </w:r>
             <w:r>
               <w:rPr>
@@ -1295,7 +1295,7 @@
                 <w:color w:val="1B1B1F"/>
                 <w:sz w:val="19"/>
               </w:rPr>
-              <w:t>36</w:t>
+              <w:t>496</w:t>
             </w:r>
             <w:r>
               <w:rPr>
@@ -1314,7 +1314,7 @@
                 <w:color w:val="1B1B1F"/>
                 <w:sz w:val="19"/>
               </w:rPr>
-              <w:t>21</w:t>
+              <w:t>220</w:t>
             </w:r>
             <w:r>
               <w:rPr>
@@ -1431,7 +1431,7 @@
                 <w:color w:val="1B1B1F"/>
                 <w:sz w:val="19"/>
               </w:rPr>
-              <w:t xml:space="preserve">asymmetrisch 2 · 9 = </w:t>
+              <w:t xml:space="preserve">asymmetrisch 2 · 32 = </w:t>
             </w:r>
             <w:r>
               <w:rPr>
@@ -1441,7 +1441,7 @@
                 <w:color w:val="1B1B1F"/>
                 <w:sz w:val="19"/>
               </w:rPr>
-              <w:t>18</w:t>
+              <w:t>64</w:t>
             </w:r>
             <w:r>
               <w:rPr>
@@ -1460,7 +1460,7 @@
                 <w:color w:val="1B1B1F"/>
                 <w:sz w:val="19"/>
               </w:rPr>
-              <w:t>6</w:t>
+              <w:t>16</w:t>
             </w:r>
             <w:r>
               <w:rPr>
@@ -1586,7 +1586,7 @@
                 <w:color w:val="1B1B1F"/>
                 <w:sz w:val="19"/>
               </w:rPr>
-              <w:t xml:space="preserve"> Zuwachs auch als Differenz begründet (symmetrisch kommen 3 · 6 + 3 = 21 Verbindungen hinzu).</w:t>
+              <w:t xml:space="preserve"> Zuwachs auch als Differenz begründet (symmetrisch kommen 8 · 24 + 28 = 220 Verbindungen hinzu).</w:t>
             </w:r>
           </w:p>
         </w:tc>
